--- a/static/Shaik Zuheruddin Resume.docx
+++ b/static/Shaik Zuheruddin Resume.docx
@@ -1618,8 +1618,6 @@
         </w:rPr>
         <w:t>/10.00</w:t>
       </w:r>
-      <w:bookmarkStart w:id="0" w:name="_GoBack"/>
-      <w:bookmarkEnd w:id="0"/>
     </w:p>
     <w:p>
       <w:pPr>
@@ -2995,7 +2993,6 @@
         </w:rPr>
       </w:pPr>
       <w:hyperlink r:id="rId15" w:history="1">
-        <w:proofErr w:type="spellStart"/>
         <w:r>
           <w:rPr>
             <w:rStyle w:val="Hyperlink"/>
@@ -3005,8 +3002,9 @@
           </w:rPr>
           <w:t>Leetcode</w:t>
         </w:r>
-        <w:proofErr w:type="spellEnd"/>
       </w:hyperlink>
+      <w:bookmarkStart w:id="0" w:name="_GoBack"/>
+      <w:bookmarkEnd w:id="0"/>
     </w:p>
     <w:p>
       <w:pPr>
@@ -7934,7 +7932,7 @@
 </file>
 
 <file path=customXml/itemProps1.xml><?xml version="1.0" encoding="utf-8"?>
-<ds:datastoreItem xmlns:ds="http://schemas.openxmlformats.org/officeDocument/2006/customXml" ds:itemID="{64343011-5D5C-4E44-B208-437AD042C187}">
+<ds:datastoreItem xmlns:ds="http://schemas.openxmlformats.org/officeDocument/2006/customXml" ds:itemID="{2C6DC174-D993-472D-8B83-EA346A8F667F}">
   <ds:schemaRefs>
     <ds:schemaRef ds:uri="http://schemas.openxmlformats.org/officeDocument/2006/bibliography"/>
   </ds:schemaRefs>
